--- a/resume/Paul_Ikeifun_Resume.docx
+++ b/resume/Paul_Ikeifun_Resume.docx
@@ -4,64 +4,121 @@
   <w:body>
     <w:p>
       <w:pPr>
-        <w:spacing w:after="0"/>
+        <w:pStyle w:val="ResumeName"/>
+        <w:spacing w:after="20"/>
         <w:jc w:val="center"/>
+        <w:widowControl/>
       </w:pPr>
       <w:r>
-        <w:rPr>
-          <w:rFonts w:ascii="Cambria" w:hAnsi="Cambria"/>
-          <w:b/>
-          <w:sz w:val="34"/>
-        </w:rPr>
         <w:t>PAUL IKEIFUN</w:t>
       </w:r>
     </w:p>
     <w:p>
       <w:pPr>
-        <w:spacing w:before="0" w:after="40"/>
+        <w:pStyle w:val="ResumeTagline"/>
+        <w:spacing w:after="50"/>
         <w:jc w:val="center"/>
+        <w:widowControl/>
       </w:pPr>
       <w:r>
-        <w:rPr>
-          <w:sz w:val="18"/>
-        </w:rPr>
-        <w:t>Tumwater, WA  |  akersman88@gmail.com  |  paulikeifun.com  |  github.com/paulworldweb</w:t>
+        <w:t>Information Technology Student  |  Aspiring Web Developer</w:t>
       </w:r>
     </w:p>
     <w:p>
       <w:pPr>
-        <w:spacing w:before="60" w:after="20"/>
+        <w:pStyle w:val="ResumeContact"/>
+        <w:spacing w:after="30"/>
+        <w:jc w:val="center"/>
+        <w:widowControl/>
       </w:pPr>
       <w:r>
-        <w:rPr>
-          <w:rFonts w:ascii="Cambria" w:hAnsi="Cambria"/>
-          <w:b/>
-          <w:sz w:val="23"/>
-        </w:rPr>
-        <w:t>PROFILE STATEMENT</w:t>
+        <w:t xml:space="preserve">Tumwater, WA  |  </w:t>
+      </w:r>
+      <w:hyperlink r:id="rId9">
+        <w:r>
+          <w:rPr>
+            <w:color w:val="4B5563"/>
+            <w:u w:val="none"/>
+            <w:rFonts w:ascii="Calibri" w:hAnsi="Calibri"/>
+            <w:sz w:val="20"/>
+          </w:rPr>
+          <w:t>akersman88@gmail.com</w:t>
+        </w:r>
+      </w:hyperlink>
+    </w:p>
+    <w:p>
+      <w:pPr>
+        <w:pStyle w:val="ResumeContact"/>
+        <w:spacing w:after="60"/>
+        <w:jc w:val="center"/>
+        <w:pBdr>
+          <w:bottom w:val="single" w:sz="12" w:space="5" w:color="173153"/>
+        </w:pBdr>
+        <w:widowControl/>
+      </w:pPr>
+      <w:r>
+        <w:t xml:space="preserve">Portfolio: </w:t>
+      </w:r>
+      <w:hyperlink r:id="rId10">
+        <w:r>
+          <w:rPr>
+            <w:color w:val="A77A2E"/>
+            <w:u w:val="single"/>
+            <w:b/>
+            <w:rFonts w:ascii="Calibri" w:hAnsi="Calibri"/>
+            <w:sz w:val="20"/>
+          </w:rPr>
+          <w:t>paulikeifun.com/career/</w:t>
+        </w:r>
+      </w:hyperlink>
+      <w:r>
+        <w:t xml:space="preserve">  |  GitHub: </w:t>
+      </w:r>
+      <w:hyperlink r:id="rId11">
+        <w:r>
+          <w:rPr>
+            <w:color w:val="A77A2E"/>
+            <w:u w:val="single"/>
+            <w:rFonts w:ascii="Calibri" w:hAnsi="Calibri"/>
+            <w:sz w:val="20"/>
+          </w:rPr>
+          <w:t>github.com/paulworldweb</w:t>
+        </w:r>
+      </w:hyperlink>
+    </w:p>
+    <w:p>
+      <w:pPr>
+        <w:pStyle w:val="ResumeSection"/>
+        <w:spacing w:before="146" w:after="100"/>
+        <w:pBdr>
+          <w:bottom w:val="single" w:sz="10" w:space="2" w:color="A77A2E"/>
+        </w:pBdr>
+        <w:widowControl/>
+      </w:pPr>
+      <w:r>
+        <w:t>PROFESSIONAL SUMMARY</w:t>
       </w:r>
     </w:p>
     <w:p>
       <w:pPr>
-        <w:spacing w:after="20" w:line="240" w:lineRule="auto"/>
+        <w:pStyle w:val="ResumeBody"/>
+        <w:spacing w:after="30"/>
+        <w:widowControl/>
       </w:pPr>
       <w:r>
-        <w:rPr>
-          <w:sz w:val="19"/>
-        </w:rPr>
         <w:t>Senior Information Technology student with hands-on experience designing, building, and publishing responsive websites. Skilled in HTML, CSS, GitHub, GitHub Pages, and Visual Studio Code, with developing knowledge of JavaScript. Reliable, adaptable, and committed to creating user-friendly websites while continuing to strengthen modern web-development skills.</w:t>
       </w:r>
     </w:p>
     <w:p>
       <w:pPr>
-        <w:spacing w:before="60" w:after="20"/>
+        <w:pStyle w:val="ResumeSection"/>
+        <w:spacing w:before="146" w:after="100"/>
+        <w:pBdr>
+          <w:bottom w:val="single" w:sz="10" w:space="2" w:color="A77A2E"/>
+        </w:pBdr>
+        <w:widowControl/>
       </w:pPr>
       <w:r>
-        <w:rPr>
-          <w:rFonts w:ascii="Cambria" w:hAnsi="Cambria"/>
-          <w:b/>
-          <w:sz w:val="23"/>
-        </w:rPr>
         <w:t>EDUCATION</w:t>
       </w:r>
     </w:p>
@@ -81,54 +138,49 @@
         </w:tblBorders>
       </w:tblPr>
       <w:tblGrid>
-        <w:gridCol w:w="8352"/>
-        <w:gridCol w:w="2232"/>
+        <w:gridCol w:w="5285"/>
+        <w:gridCol w:w="5285"/>
       </w:tblGrid>
       <w:tr>
         <w:tc>
           <w:tcPr>
-            <w:tcW w:type="dxa" w:w="8352"/>
+            <w:tcW w:type="dxa" w:w="7848"/>
+            <w:vAlign w:val="center"/>
             <w:tcMar>
               <w:top w:w="0" w:type="dxa"/>
               <w:start w:w="0" w:type="dxa"/>
               <w:bottom w:w="0" w:type="dxa"/>
               <w:end w:w="0" w:type="dxa"/>
             </w:tcMar>
-            <w:vAlign w:val="top"/>
           </w:tcPr>
           <w:p>
             <w:pPr>
-              <w:spacing w:after="0" w:line="240" w:lineRule="auto"/>
+              <w:pStyle w:val="ResumeItem"/>
+              <w:spacing w:before="0" w:after="0"/>
             </w:pPr>
             <w:r>
-              <w:rPr>
-                <w:b/>
-                <w:sz w:val="19"/>
-              </w:rPr>
               <w:t>University of Washington Tacoma</w:t>
             </w:r>
           </w:p>
         </w:tc>
         <w:tc>
           <w:tcPr>
-            <w:tcW w:type="dxa" w:w="2232"/>
+            <w:tcW w:type="dxa" w:w="2520"/>
+            <w:vAlign w:val="center"/>
             <w:tcMar>
               <w:top w:w="0" w:type="dxa"/>
               <w:start w:w="0" w:type="dxa"/>
               <w:bottom w:w="0" w:type="dxa"/>
               <w:end w:w="0" w:type="dxa"/>
             </w:tcMar>
-            <w:vAlign w:val="top"/>
           </w:tcPr>
           <w:p>
             <w:pPr>
-              <w:spacing w:after="0"/>
+              <w:pStyle w:val="ResumeItem"/>
+              <w:spacing w:before="0"/>
               <w:jc w:val="right"/>
             </w:pPr>
             <w:r>
-              <w:rPr>
-                <w:sz w:val="18"/>
-              </w:rPr>
               <w:t>Expected Graduation: 2027</w:t>
             </w:r>
           </w:p>
@@ -137,23 +189,23 @@
       <w:tr>
         <w:tc>
           <w:tcPr>
-            <w:tcW w:type="dxa" w:w="8352"/>
+            <w:tcW w:type="dxa" w:w="7848"/>
+            <w:vAlign w:val="center"/>
             <w:tcMar>
               <w:top w:w="0" w:type="dxa"/>
               <w:start w:w="0" w:type="dxa"/>
               <w:bottom w:w="0" w:type="dxa"/>
               <w:end w:w="0" w:type="dxa"/>
             </w:tcMar>
-            <w:vAlign w:val="top"/>
           </w:tcPr>
           <w:p>
             <w:pPr>
-              <w:spacing w:after="0"/>
+              <w:pStyle w:val="ResumeSubItem"/>
+              <w:spacing w:after="20"/>
             </w:pPr>
             <w:r>
               <w:rPr>
                 <w:i/>
-                <w:sz w:val="18"/>
               </w:rPr>
               <w:t>Bachelor of Science in Information Technology</w:t>
             </w:r>
@@ -161,23 +213,23 @@
         </w:tc>
         <w:tc>
           <w:tcPr>
-            <w:tcW w:type="dxa" w:w="2232"/>
+            <w:tcW w:type="dxa" w:w="2520"/>
+            <w:vAlign w:val="center"/>
             <w:tcMar>
               <w:top w:w="0" w:type="dxa"/>
               <w:start w:w="0" w:type="dxa"/>
               <w:bottom w:w="0" w:type="dxa"/>
               <w:end w:w="0" w:type="dxa"/>
             </w:tcMar>
-            <w:vAlign w:val="top"/>
           </w:tcPr>
           <w:p>
             <w:pPr>
-              <w:spacing w:after="0"/>
+              <w:pStyle w:val="ResumeSubItem"/>
               <w:jc w:val="right"/>
             </w:pPr>
             <w:r>
               <w:rPr>
-                <w:sz w:val="18"/>
+                <w:i/>
               </w:rPr>
               <w:t>Tacoma, WA</w:t>
             </w:r>
@@ -187,14 +239,14 @@
     </w:tbl>
     <w:p>
       <w:pPr>
-        <w:spacing w:before="60" w:after="20"/>
+        <w:pStyle w:val="ResumeSection"/>
+        <w:spacing w:before="146" w:after="100"/>
+        <w:pBdr>
+          <w:bottom w:val="single" w:sz="10" w:space="2" w:color="A77A2E"/>
+        </w:pBdr>
+        <w:widowControl/>
       </w:pPr>
       <w:r>
-        <w:rPr>
-          <w:rFonts w:ascii="Cambria" w:hAnsi="Cambria"/>
-          <w:b/>
-          <w:sz w:val="23"/>
-        </w:rPr>
         <w:t>EXPERIENCE</w:t>
       </w:r>
     </w:p>
@@ -214,55 +266,50 @@
         </w:tblBorders>
       </w:tblPr>
       <w:tblGrid>
-        <w:gridCol w:w="8352"/>
-        <w:gridCol w:w="2232"/>
+        <w:gridCol w:w="5285"/>
+        <w:gridCol w:w="5285"/>
       </w:tblGrid>
       <w:tr>
         <w:tc>
           <w:tcPr>
-            <w:tcW w:type="dxa" w:w="8352"/>
+            <w:tcW w:type="dxa" w:w="7848"/>
+            <w:vAlign w:val="center"/>
             <w:tcMar>
               <w:top w:w="0" w:type="dxa"/>
               <w:start w:w="0" w:type="dxa"/>
               <w:bottom w:w="0" w:type="dxa"/>
               <w:end w:w="0" w:type="dxa"/>
             </w:tcMar>
-            <w:vAlign w:val="top"/>
           </w:tcPr>
           <w:p>
             <w:pPr>
-              <w:spacing w:after="0" w:line="240" w:lineRule="auto"/>
+              <w:pStyle w:val="ResumeItem"/>
+              <w:spacing w:before="0" w:after="0"/>
             </w:pPr>
             <w:r>
-              <w:rPr>
-                <w:b/>
-                <w:sz w:val="19"/>
-              </w:rPr>
               <w:t>Paul Ikeifun Web Solutions</w:t>
             </w:r>
           </w:p>
         </w:tc>
         <w:tc>
           <w:tcPr>
-            <w:tcW w:type="dxa" w:w="2232"/>
+            <w:tcW w:type="dxa" w:w="2520"/>
+            <w:vAlign w:val="center"/>
             <w:tcMar>
               <w:top w:w="0" w:type="dxa"/>
               <w:start w:w="0" w:type="dxa"/>
               <w:bottom w:w="0" w:type="dxa"/>
               <w:end w:w="0" w:type="dxa"/>
             </w:tcMar>
-            <w:vAlign w:val="top"/>
           </w:tcPr>
           <w:p>
             <w:pPr>
-              <w:spacing w:after="0"/>
+              <w:pStyle w:val="ResumeItem"/>
+              <w:spacing w:before="0"/>
               <w:jc w:val="right"/>
             </w:pPr>
             <w:r>
-              <w:rPr>
-                <w:sz w:val="18"/>
-              </w:rPr>
-              <w:t>2025 – Present</w:t>
+              <w:t>2025 - Present</w:t>
             </w:r>
           </w:p>
         </w:tc>
@@ -270,23 +317,23 @@
       <w:tr>
         <w:tc>
           <w:tcPr>
-            <w:tcW w:type="dxa" w:w="8352"/>
+            <w:tcW w:type="dxa" w:w="7848"/>
+            <w:vAlign w:val="center"/>
             <w:tcMar>
               <w:top w:w="0" w:type="dxa"/>
               <w:start w:w="0" w:type="dxa"/>
               <w:bottom w:w="0" w:type="dxa"/>
               <w:end w:w="0" w:type="dxa"/>
             </w:tcMar>
-            <w:vAlign w:val="top"/>
           </w:tcPr>
           <w:p>
             <w:pPr>
-              <w:spacing w:after="0"/>
+              <w:pStyle w:val="ResumeSubItem"/>
+              <w:spacing w:after="20"/>
             </w:pPr>
             <w:r>
               <w:rPr>
                 <w:i/>
-                <w:sz w:val="18"/>
               </w:rPr>
               <w:t>Web Developer / Portfolio Project</w:t>
             </w:r>
@@ -294,23 +341,23 @@
         </w:tc>
         <w:tc>
           <w:tcPr>
-            <w:tcW w:type="dxa" w:w="2232"/>
+            <w:tcW w:type="dxa" w:w="2520"/>
+            <w:vAlign w:val="center"/>
             <w:tcMar>
               <w:top w:w="0" w:type="dxa"/>
               <w:start w:w="0" w:type="dxa"/>
               <w:bottom w:w="0" w:type="dxa"/>
               <w:end w:w="0" w:type="dxa"/>
             </w:tcMar>
-            <w:vAlign w:val="top"/>
           </w:tcPr>
           <w:p>
             <w:pPr>
-              <w:spacing w:after="0"/>
+              <w:pStyle w:val="ResumeSubItem"/>
               <w:jc w:val="right"/>
             </w:pPr>
             <w:r>
               <w:rPr>
-                <w:sz w:val="18"/>
+                <w:i/>
               </w:rPr>
               <w:t>Tumwater, WA</w:t>
             </w:r>
@@ -320,38 +367,53 @@
     </w:tbl>
     <w:p>
       <w:pPr>
-        <w:spacing w:before="0" w:after="0" w:line="240" w:lineRule="auto"/>
-        <w:ind w:left="259" w:hanging="173"/>
+        <w:pStyle w:val="ResumeBullet"/>
+        <w:spacing w:after="43"/>
+        <w:ind w:left="230" w:hanging="187"/>
+        <w:widowControl/>
       </w:pPr>
       <w:r>
         <w:rPr>
-          <w:sz w:val="18"/>
+          <w:color w:val="A77A2E"/>
         </w:rPr>
-        <w:t>• Design and publish responsive websites using HTML, CSS, GitHub, and GitHub Pages.</w:t>
+        <w:t xml:space="preserve">• </w:t>
+      </w:r>
+      <w:r>
+        <w:t>Design and publish responsive websites using HTML, CSS, GitHub, and GitHub Pages.</w:t>
       </w:r>
     </w:p>
     <w:p>
       <w:pPr>
-        <w:spacing w:before="0" w:after="0" w:line="240" w:lineRule="auto"/>
-        <w:ind w:left="259" w:hanging="173"/>
+        <w:pStyle w:val="ResumeBullet"/>
+        <w:spacing w:after="43"/>
+        <w:ind w:left="230" w:hanging="187"/>
+        <w:widowControl/>
       </w:pPr>
       <w:r>
         <w:rPr>
-          <w:sz w:val="18"/>
+          <w:color w:val="A77A2E"/>
         </w:rPr>
-        <w:t>• Configure custom domain DNS and HTTPS for paulikeifun.com and test layouts across devices.</w:t>
+        <w:t xml:space="preserve">• </w:t>
+      </w:r>
+      <w:r>
+        <w:t>Configure custom domain DNS and HTTPS for paulikeifun.com and test layouts across devices.</w:t>
       </w:r>
     </w:p>
     <w:p>
       <w:pPr>
-        <w:spacing w:before="0" w:after="0" w:line="240" w:lineRule="auto"/>
-        <w:ind w:left="259" w:hanging="173"/>
+        <w:pStyle w:val="ResumeBullet"/>
+        <w:spacing w:after="43"/>
+        <w:ind w:left="230" w:hanging="187"/>
+        <w:widowControl/>
       </w:pPr>
       <w:r>
         <w:rPr>
-          <w:sz w:val="18"/>
+          <w:color w:val="A77A2E"/>
         </w:rPr>
-        <w:t>• Build clear navigation, project sections, contact areas, and mobile-friendly page layouts.</w:t>
+        <w:t xml:space="preserve">• </w:t>
+      </w:r>
+      <w:r>
+        <w:t>Build clear navigation, project sections, contact areas, and mobile-friendly page layouts.</w:t>
       </w:r>
     </w:p>
     <w:tbl>
@@ -370,52 +432,49 @@
         </w:tblBorders>
       </w:tblPr>
       <w:tblGrid>
-        <w:gridCol w:w="8352"/>
-        <w:gridCol w:w="2232"/>
+        <w:gridCol w:w="5285"/>
+        <w:gridCol w:w="5285"/>
       </w:tblGrid>
       <w:tr>
         <w:tc>
           <w:tcPr>
-            <w:tcW w:type="dxa" w:w="8352"/>
+            <w:tcW w:type="dxa" w:w="7848"/>
+            <w:vAlign w:val="center"/>
             <w:tcMar>
               <w:top w:w="0" w:type="dxa"/>
               <w:start w:w="0" w:type="dxa"/>
               <w:bottom w:w="0" w:type="dxa"/>
               <w:end w:w="0" w:type="dxa"/>
             </w:tcMar>
-            <w:vAlign w:val="top"/>
           </w:tcPr>
           <w:p>
+            <w:pPr>
+              <w:pStyle w:val="ResumeItem"/>
+              <w:spacing w:before="50" w:after="0"/>
+            </w:pPr>
             <w:r>
-              <w:rPr>
-                <w:rFonts w:ascii="Cambria" w:hAnsi="Cambria"/>
-                <w:b/>
-                <w:sz w:val="21"/>
-              </w:rPr>
               <w:t>Volunteer Web Development Internship</w:t>
             </w:r>
           </w:p>
         </w:tc>
         <w:tc>
           <w:tcPr>
-            <w:tcW w:type="dxa" w:w="2232"/>
+            <w:tcW w:type="dxa" w:w="2520"/>
+            <w:vAlign w:val="center"/>
             <w:tcMar>
               <w:top w:w="0" w:type="dxa"/>
               <w:start w:w="0" w:type="dxa"/>
               <w:bottom w:w="0" w:type="dxa"/>
               <w:end w:w="0" w:type="dxa"/>
             </w:tcMar>
-            <w:vAlign w:val="top"/>
           </w:tcPr>
           <w:p>
             <w:pPr>
-              <w:spacing w:after="0"/>
+              <w:pStyle w:val="ResumeItem"/>
+              <w:spacing w:before="50"/>
               <w:jc w:val="right"/>
             </w:pPr>
             <w:r>
-              <w:rPr>
-                <w:sz w:val="18"/>
-              </w:rPr>
               <w:t>Autumn 2026</w:t>
             </w:r>
           </w:p>
@@ -424,23 +483,23 @@
       <w:tr>
         <w:tc>
           <w:tcPr>
-            <w:tcW w:type="dxa" w:w="8352"/>
+            <w:tcW w:type="dxa" w:w="7848"/>
+            <w:vAlign w:val="center"/>
             <w:tcMar>
               <w:top w:w="0" w:type="dxa"/>
               <w:start w:w="0" w:type="dxa"/>
               <w:bottom w:w="0" w:type="dxa"/>
               <w:end w:w="0" w:type="dxa"/>
             </w:tcMar>
-            <w:vAlign w:val="top"/>
           </w:tcPr>
           <w:p>
             <w:pPr>
-              <w:spacing w:after="0"/>
+              <w:pStyle w:val="ResumeSubItem"/>
+              <w:spacing w:after="20"/>
             </w:pPr>
             <w:r>
               <w:rPr>
                 <w:i/>
-                <w:sz w:val="18"/>
               </w:rPr>
               <w:t>Incoming Volunteer Web Development Intern</w:t>
             </w:r>
@@ -448,23 +507,23 @@
         </w:tc>
         <w:tc>
           <w:tcPr>
-            <w:tcW w:type="dxa" w:w="2232"/>
+            <w:tcW w:type="dxa" w:w="2520"/>
+            <w:vAlign w:val="center"/>
             <w:tcMar>
               <w:top w:w="0" w:type="dxa"/>
               <w:start w:w="0" w:type="dxa"/>
               <w:bottom w:w="0" w:type="dxa"/>
               <w:end w:w="0" w:type="dxa"/>
             </w:tcMar>
-            <w:vAlign w:val="top"/>
           </w:tcPr>
           <w:p>
             <w:pPr>
-              <w:spacing w:after="0"/>
+              <w:pStyle w:val="ResumeSubItem"/>
               <w:jc w:val="right"/>
             </w:pPr>
             <w:r>
               <w:rPr>
-                <w:sz w:val="18"/>
+                <w:i/>
               </w:rPr>
               <w:t>Remote</w:t>
             </w:r>
@@ -474,38 +533,48 @@
     </w:tbl>
     <w:p>
       <w:pPr>
-        <w:spacing w:before="0" w:after="0" w:line="240" w:lineRule="auto"/>
-        <w:ind w:left="259" w:hanging="173"/>
+        <w:pStyle w:val="ResumeBullet"/>
+        <w:spacing w:after="43"/>
+        <w:ind w:left="230" w:hanging="187"/>
+        <w:widowControl/>
       </w:pPr>
       <w:r>
         <w:rPr>
-          <w:sz w:val="18"/>
+          <w:color w:val="A77A2E"/>
         </w:rPr>
-        <w:t>• Registered for a volunteer web-development internship beginning in Autumn 2026.</w:t>
+        <w:t xml:space="preserve">• </w:t>
+      </w:r>
+      <w:r>
+        <w:t>Registered for a volunteer web-development internship beginning in Autumn 2026.</w:t>
       </w:r>
     </w:p>
     <w:p>
       <w:pPr>
-        <w:spacing w:before="0" w:after="0" w:line="240" w:lineRule="auto"/>
-        <w:ind w:left="259" w:hanging="173"/>
+        <w:pStyle w:val="ResumeBullet"/>
+        <w:spacing w:after="43"/>
+        <w:ind w:left="230" w:hanging="187"/>
+        <w:widowControl/>
       </w:pPr>
       <w:r>
         <w:rPr>
-          <w:sz w:val="18"/>
+          <w:color w:val="A77A2E"/>
         </w:rPr>
-        <w:t>• Planned work includes responsive design, testing, deployment, client communication, and project documentation.</w:t>
+        <w:t xml:space="preserve">• </w:t>
+      </w:r>
+      <w:r>
+        <w:t>Planned work includes responsive design, testing, deployment, client communication, and project documentation.</w:t>
       </w:r>
     </w:p>
     <w:p>
       <w:pPr>
-        <w:spacing w:before="60" w:after="20"/>
+        <w:pStyle w:val="ResumeSection"/>
+        <w:spacing w:before="146" w:after="100"/>
+        <w:pBdr>
+          <w:bottom w:val="single" w:sz="10" w:space="2" w:color="A77A2E"/>
+        </w:pBdr>
+        <w:widowControl/>
       </w:pPr>
       <w:r>
-        <w:rPr>
-          <w:rFonts w:ascii="Cambria" w:hAnsi="Cambria"/>
-          <w:b/>
-          <w:sz w:val="23"/>
-        </w:rPr>
         <w:t>PROJECTS</w:t>
       </w:r>
     </w:p>
@@ -525,52 +594,49 @@
         </w:tblBorders>
       </w:tblPr>
       <w:tblGrid>
-        <w:gridCol w:w="8352"/>
-        <w:gridCol w:w="2232"/>
+        <w:gridCol w:w="5285"/>
+        <w:gridCol w:w="5285"/>
       </w:tblGrid>
       <w:tr>
         <w:tc>
           <w:tcPr>
-            <w:tcW w:type="dxa" w:w="8352"/>
+            <w:tcW w:type="dxa" w:w="7848"/>
+            <w:vAlign w:val="center"/>
             <w:tcMar>
               <w:top w:w="0" w:type="dxa"/>
               <w:start w:w="0" w:type="dxa"/>
               <w:bottom w:w="0" w:type="dxa"/>
               <w:end w:w="0" w:type="dxa"/>
             </w:tcMar>
-            <w:vAlign w:val="top"/>
           </w:tcPr>
           <w:p>
+            <w:pPr>
+              <w:pStyle w:val="ResumeItem"/>
+              <w:spacing w:before="0" w:after="0"/>
+            </w:pPr>
             <w:r>
-              <w:rPr>
-                <w:rFonts w:ascii="Cambria" w:hAnsi="Cambria"/>
-                <w:b/>
-                <w:sz w:val="21"/>
-              </w:rPr>
               <w:t>Hold God Strong Ministries Website</w:t>
             </w:r>
           </w:p>
         </w:tc>
         <w:tc>
           <w:tcPr>
-            <w:tcW w:type="dxa" w:w="2232"/>
+            <w:tcW w:type="dxa" w:w="2520"/>
+            <w:vAlign w:val="center"/>
             <w:tcMar>
               <w:top w:w="0" w:type="dxa"/>
               <w:start w:w="0" w:type="dxa"/>
               <w:bottom w:w="0" w:type="dxa"/>
               <w:end w:w="0" w:type="dxa"/>
             </w:tcMar>
-            <w:vAlign w:val="top"/>
           </w:tcPr>
           <w:p>
             <w:pPr>
-              <w:spacing w:after="0"/>
+              <w:pStyle w:val="ResumeItem"/>
+              <w:spacing w:before="0"/>
               <w:jc w:val="right"/>
             </w:pPr>
             <w:r>
-              <w:rPr>
-                <w:sz w:val="18"/>
-              </w:rPr>
               <w:t>2026</w:t>
             </w:r>
           </w:p>
@@ -579,26 +645,36 @@
     </w:tbl>
     <w:p>
       <w:pPr>
-        <w:spacing w:before="0" w:after="0" w:line="240" w:lineRule="auto"/>
-        <w:ind w:left="259" w:hanging="173"/>
+        <w:pStyle w:val="ResumeBullet"/>
+        <w:spacing w:after="43"/>
+        <w:ind w:left="230" w:hanging="187"/>
+        <w:widowControl/>
       </w:pPr>
       <w:r>
         <w:rPr>
-          <w:sz w:val="18"/>
+          <w:color w:val="A77A2E"/>
         </w:rPr>
-        <w:t>• Developed and launched a multi-page ministry website with Home, About, Videos, Events, Prayer Request, Contact, and Donation pages.</w:t>
+        <w:t xml:space="preserve">• </w:t>
+      </w:r>
+      <w:r>
+        <w:t>Developed and launched a multi-page ministry website with Home, About, Videos, Events, Prayer Request, Contact, and Donation pages.</w:t>
       </w:r>
     </w:p>
     <w:p>
       <w:pPr>
-        <w:spacing w:before="0" w:after="0" w:line="240" w:lineRule="auto"/>
-        <w:ind w:left="259" w:hanging="173"/>
+        <w:pStyle w:val="ResumeBullet"/>
+        <w:spacing w:after="43"/>
+        <w:ind w:left="230" w:hanging="187"/>
+        <w:widowControl/>
       </w:pPr>
       <w:r>
         <w:rPr>
-          <w:sz w:val="18"/>
+          <w:color w:val="A77A2E"/>
         </w:rPr>
-        <w:t>• Created responsive navigation and mobile-friendly layouts and published the completed website at holdgodstrongministries.org.</w:t>
+        <w:t xml:space="preserve">• </w:t>
+      </w:r>
+      <w:r>
+        <w:t>Created responsive navigation and mobile-friendly layouts and published the completed website at holdgodstrongministries.org.</w:t>
       </w:r>
     </w:p>
     <w:tbl>
@@ -617,54 +693,49 @@
         </w:tblBorders>
       </w:tblPr>
       <w:tblGrid>
-        <w:gridCol w:w="8352"/>
-        <w:gridCol w:w="2232"/>
+        <w:gridCol w:w="5285"/>
+        <w:gridCol w:w="5285"/>
       </w:tblGrid>
       <w:tr>
         <w:tc>
           <w:tcPr>
-            <w:tcW w:type="dxa" w:w="8352"/>
+            <w:tcW w:type="dxa" w:w="7848"/>
+            <w:vAlign w:val="center"/>
             <w:tcMar>
               <w:top w:w="0" w:type="dxa"/>
               <w:start w:w="0" w:type="dxa"/>
               <w:bottom w:w="0" w:type="dxa"/>
               <w:end w:w="0" w:type="dxa"/>
             </w:tcMar>
-            <w:vAlign w:val="top"/>
           </w:tcPr>
           <w:p>
             <w:pPr>
-              <w:spacing w:after="0" w:line="240" w:lineRule="auto"/>
+              <w:pStyle w:val="ResumeItem"/>
+              <w:spacing w:before="46" w:after="0"/>
             </w:pPr>
             <w:r>
-              <w:rPr>
-                <w:b/>
-                <w:sz w:val="19"/>
-              </w:rPr>
               <w:t>Paul Ikeifun Web Solutions Website</w:t>
             </w:r>
           </w:p>
         </w:tc>
         <w:tc>
           <w:tcPr>
-            <w:tcW w:type="dxa" w:w="2232"/>
+            <w:tcW w:type="dxa" w:w="2520"/>
+            <w:vAlign w:val="center"/>
             <w:tcMar>
               <w:top w:w="0" w:type="dxa"/>
               <w:start w:w="0" w:type="dxa"/>
               <w:bottom w:w="0" w:type="dxa"/>
               <w:end w:w="0" w:type="dxa"/>
             </w:tcMar>
-            <w:vAlign w:val="top"/>
           </w:tcPr>
           <w:p>
             <w:pPr>
-              <w:spacing w:after="0"/>
+              <w:pStyle w:val="ResumeItem"/>
+              <w:spacing w:before="46"/>
               <w:jc w:val="right"/>
             </w:pPr>
             <w:r>
-              <w:rPr>
-                <w:sz w:val="18"/>
-              </w:rPr>
               <w:t>2026</w:t>
             </w:r>
           </w:p>
@@ -673,26 +744,36 @@
     </w:tbl>
     <w:p>
       <w:pPr>
-        <w:spacing w:before="0" w:after="0" w:line="240" w:lineRule="auto"/>
-        <w:ind w:left="259" w:hanging="173"/>
+        <w:pStyle w:val="ResumeBullet"/>
+        <w:spacing w:after="43"/>
+        <w:ind w:left="230" w:hanging="187"/>
+        <w:widowControl/>
       </w:pPr>
       <w:r>
         <w:rPr>
-          <w:sz w:val="18"/>
+          <w:color w:val="A77A2E"/>
         </w:rPr>
-        <w:t>• Built and published a responsive business and portfolio website with HTML, CSS, GitHub Pages, and a custom domain.</w:t>
+        <w:t xml:space="preserve">• </w:t>
+      </w:r>
+      <w:r>
+        <w:t>Built and published a responsive business and portfolio website with HTML, CSS, GitHub Pages, and a custom domain.</w:t>
       </w:r>
     </w:p>
     <w:p>
       <w:pPr>
-        <w:spacing w:before="0" w:after="0" w:line="240" w:lineRule="auto"/>
-        <w:ind w:left="259" w:hanging="173"/>
+        <w:pStyle w:val="ResumeBullet"/>
+        <w:spacing w:after="43"/>
+        <w:ind w:left="230" w:hanging="187"/>
+        <w:widowControl/>
       </w:pPr>
       <w:r>
         <w:rPr>
-          <w:sz w:val="18"/>
+          <w:color w:val="A77A2E"/>
         </w:rPr>
-        <w:t>• Designed service, project, and contact sections for mobile and desktop visitors.</w:t>
+        <w:t xml:space="preserve">• </w:t>
+      </w:r>
+      <w:r>
+        <w:t>Designed service, project, and contact sections for mobile and desktop visitors.</w:t>
       </w:r>
     </w:p>
     <w:tbl>
@@ -711,54 +792,49 @@
         </w:tblBorders>
       </w:tblPr>
       <w:tblGrid>
-        <w:gridCol w:w="8352"/>
-        <w:gridCol w:w="2232"/>
+        <w:gridCol w:w="5285"/>
+        <w:gridCol w:w="5285"/>
       </w:tblGrid>
       <w:tr>
         <w:tc>
           <w:tcPr>
-            <w:tcW w:type="dxa" w:w="8352"/>
+            <w:tcW w:type="dxa" w:w="7848"/>
+            <w:vAlign w:val="center"/>
             <w:tcMar>
               <w:top w:w="0" w:type="dxa"/>
               <w:start w:w="0" w:type="dxa"/>
               <w:bottom w:w="0" w:type="dxa"/>
               <w:end w:w="0" w:type="dxa"/>
             </w:tcMar>
-            <w:vAlign w:val="top"/>
           </w:tcPr>
           <w:p>
             <w:pPr>
-              <w:spacing w:after="0" w:line="240" w:lineRule="auto"/>
+              <w:pStyle w:val="ResumeItem"/>
+              <w:spacing w:before="46" w:after="0"/>
             </w:pPr>
             <w:r>
-              <w:rPr>
-                <w:b/>
-                <w:sz w:val="19"/>
-              </w:rPr>
               <w:t>To-Do List Web Application</w:t>
             </w:r>
           </w:p>
         </w:tc>
         <w:tc>
           <w:tcPr>
-            <w:tcW w:type="dxa" w:w="2232"/>
+            <w:tcW w:type="dxa" w:w="2520"/>
+            <w:vAlign w:val="center"/>
             <w:tcMar>
               <w:top w:w="0" w:type="dxa"/>
               <w:start w:w="0" w:type="dxa"/>
               <w:bottom w:w="0" w:type="dxa"/>
               <w:end w:w="0" w:type="dxa"/>
             </w:tcMar>
-            <w:vAlign w:val="top"/>
           </w:tcPr>
           <w:p>
             <w:pPr>
-              <w:spacing w:after="0"/>
+              <w:pStyle w:val="ResumeItem"/>
+              <w:spacing w:before="46"/>
               <w:jc w:val="right"/>
             </w:pPr>
             <w:r>
-              <w:rPr>
-                <w:sz w:val="18"/>
-              </w:rPr>
               <w:t>2026</w:t>
             </w:r>
           </w:p>
@@ -767,78 +843,195 @@
     </w:tbl>
     <w:p>
       <w:pPr>
-        <w:spacing w:before="0" w:after="0" w:line="240" w:lineRule="auto"/>
-        <w:ind w:left="259" w:hanging="173"/>
+        <w:pStyle w:val="ResumeBullet"/>
+        <w:spacing w:after="43"/>
+        <w:ind w:left="230" w:hanging="187"/>
+        <w:widowControl/>
       </w:pPr>
       <w:r>
         <w:rPr>
-          <w:sz w:val="18"/>
+          <w:color w:val="A77A2E"/>
         </w:rPr>
-        <w:t>• Built a browser-based task list using HTML, CSS, and JavaScript to practice DOM manipulation and event handling.</w:t>
+        <w:t xml:space="preserve">• </w:t>
+      </w:r>
+      <w:r>
+        <w:t>Built a browser-based task list using HTML, CSS, and JavaScript to practice DOM manipulation and event handling.</w:t>
       </w:r>
     </w:p>
     <w:p>
       <w:pPr>
-        <w:spacing w:before="60" w:after="20"/>
+        <w:pStyle w:val="ResumeSection"/>
+        <w:spacing w:before="146" w:after="100"/>
+        <w:pBdr>
+          <w:bottom w:val="single" w:sz="10" w:space="2" w:color="A77A2E"/>
+        </w:pBdr>
+        <w:widowControl/>
       </w:pPr>
       <w:r>
-        <w:rPr>
-          <w:rFonts w:ascii="Cambria" w:hAnsi="Cambria"/>
-          <w:b/>
-          <w:sz w:val="23"/>
-        </w:rPr>
         <w:t>TECHNICAL SKILLS</w:t>
       </w:r>
     </w:p>
-    <w:p>
-      <w:pPr>
-        <w:spacing w:after="0" w:line="240" w:lineRule="auto"/>
-      </w:pPr>
-      <w:r>
-        <w:rPr>
-          <w:b/>
-          <w:sz w:val="18"/>
-        </w:rPr>
-        <w:t xml:space="preserve">Web: </w:t>
-      </w:r>
-      <w:r>
-        <w:rPr>
-          <w:sz w:val="18"/>
-        </w:rPr>
-        <w:t>HTML, CSS, JavaScript (beginner), responsive web design</w:t>
-        <w:br/>
-      </w:r>
-      <w:r>
-        <w:rPr>
-          <w:b/>
-          <w:sz w:val="18"/>
-        </w:rPr>
-        <w:t xml:space="preserve">Tools: </w:t>
-      </w:r>
-      <w:r>
-        <w:rPr>
-          <w:sz w:val="18"/>
-        </w:rPr>
-        <w:t>Visual Studio Code, GitHub, GitHub Pages, Namecheap</w:t>
-        <w:br/>
-      </w:r>
-      <w:r>
-        <w:rPr>
-          <w:b/>
-          <w:sz w:val="18"/>
-        </w:rPr>
-        <w:t xml:space="preserve">Additional: </w:t>
-      </w:r>
-      <w:r>
-        <w:rPr>
-          <w:sz w:val="18"/>
-        </w:rPr>
-        <w:t>Website testing, custom-domain/DNS setup, networking fundamentals</w:t>
-      </w:r>
-    </w:p>
+    <w:tbl>
+      <w:tblPr>
+        <w:tblW w:type="auto" w:w="0"/>
+        <w:jc w:val="center"/>
+        <w:tblLayout w:type="fixed"/>
+        <w:tblLook w:firstColumn="1" w:firstRow="1" w:lastColumn="0" w:lastRow="0" w:noHBand="0" w:noVBand="1" w:val="04A0"/>
+        <w:tblBorders>
+          <w:top w:val="nil"/>
+          <w:left w:val="nil"/>
+          <w:bottom w:val="nil"/>
+          <w:right w:val="nil"/>
+          <w:insideH w:val="nil"/>
+          <w:insideV w:val="nil"/>
+        </w:tblBorders>
+      </w:tblPr>
+      <w:tblGrid>
+        <w:gridCol w:w="2088"/>
+        <w:gridCol w:w="8280"/>
+      </w:tblGrid>
+      <w:tr>
+        <w:tc>
+          <w:tcPr>
+            <w:tcW w:type="dxa" w:w="5285"/>
+            <w:tcMar>
+              <w:top w:w="30" w:type="dxa"/>
+              <w:start w:w="0" w:type="dxa"/>
+              <w:bottom w:w="30" w:type="dxa"/>
+              <w:end w:w="0" w:type="dxa"/>
+            </w:tcMar>
+          </w:tcPr>
+          <w:p>
+            <w:pPr>
+              <w:pStyle w:val="ResumeBody"/>
+              <w:spacing w:after="0"/>
+            </w:pPr>
+            <w:r>
+              <w:rPr>
+                <w:b/>
+                <w:color w:val="173153"/>
+              </w:rPr>
+              <w:t>Web Development:</w:t>
+            </w:r>
+          </w:p>
+        </w:tc>
+        <w:tc>
+          <w:tcPr>
+            <w:tcW w:type="dxa" w:w="5285"/>
+            <w:tcMar>
+              <w:top w:w="30" w:type="dxa"/>
+              <w:start w:w="0" w:type="dxa"/>
+              <w:bottom w:w="30" w:type="dxa"/>
+              <w:end w:w="0" w:type="dxa"/>
+            </w:tcMar>
+          </w:tcPr>
+          <w:p>
+            <w:pPr>
+              <w:pStyle w:val="ResumeBody"/>
+              <w:spacing w:after="0"/>
+            </w:pPr>
+            <w:r>
+              <w:t>HTML, CSS, JavaScript (beginner), responsive web design</w:t>
+            </w:r>
+          </w:p>
+        </w:tc>
+      </w:tr>
+      <w:tr>
+        <w:tc>
+          <w:tcPr>
+            <w:tcW w:type="dxa" w:w="5285"/>
+            <w:tcMar>
+              <w:top w:w="30" w:type="dxa"/>
+              <w:start w:w="0" w:type="dxa"/>
+              <w:bottom w:w="30" w:type="dxa"/>
+              <w:end w:w="0" w:type="dxa"/>
+            </w:tcMar>
+          </w:tcPr>
+          <w:p>
+            <w:pPr>
+              <w:pStyle w:val="ResumeBody"/>
+              <w:spacing w:after="0"/>
+            </w:pPr>
+            <w:r>
+              <w:rPr>
+                <w:b/>
+                <w:color w:val="173153"/>
+              </w:rPr>
+              <w:t>Tools &amp; Platforms:</w:t>
+            </w:r>
+          </w:p>
+        </w:tc>
+        <w:tc>
+          <w:tcPr>
+            <w:tcW w:type="dxa" w:w="5285"/>
+            <w:tcMar>
+              <w:top w:w="30" w:type="dxa"/>
+              <w:start w:w="0" w:type="dxa"/>
+              <w:bottom w:w="30" w:type="dxa"/>
+              <w:end w:w="0" w:type="dxa"/>
+            </w:tcMar>
+          </w:tcPr>
+          <w:p>
+            <w:pPr>
+              <w:pStyle w:val="ResumeBody"/>
+              <w:spacing w:after="0"/>
+            </w:pPr>
+            <w:r>
+              <w:t>Visual Studio Code, GitHub, GitHub Pages, Namecheap</w:t>
+            </w:r>
+          </w:p>
+        </w:tc>
+      </w:tr>
+      <w:tr>
+        <w:tc>
+          <w:tcPr>
+            <w:tcW w:type="dxa" w:w="5285"/>
+            <w:tcMar>
+              <w:top w:w="30" w:type="dxa"/>
+              <w:start w:w="0" w:type="dxa"/>
+              <w:bottom w:w="30" w:type="dxa"/>
+              <w:end w:w="0" w:type="dxa"/>
+            </w:tcMar>
+          </w:tcPr>
+          <w:p>
+            <w:pPr>
+              <w:pStyle w:val="ResumeBody"/>
+              <w:spacing w:after="0"/>
+            </w:pPr>
+            <w:r>
+              <w:rPr>
+                <w:b/>
+                <w:color w:val="173153"/>
+              </w:rPr>
+              <w:t>Additional:</w:t>
+            </w:r>
+          </w:p>
+        </w:tc>
+        <w:tc>
+          <w:tcPr>
+            <w:tcW w:type="dxa" w:w="5285"/>
+            <w:tcMar>
+              <w:top w:w="30" w:type="dxa"/>
+              <w:start w:w="0" w:type="dxa"/>
+              <w:bottom w:w="30" w:type="dxa"/>
+              <w:end w:w="0" w:type="dxa"/>
+            </w:tcMar>
+          </w:tcPr>
+          <w:p>
+            <w:pPr>
+              <w:pStyle w:val="ResumeBody"/>
+              <w:spacing w:after="0"/>
+            </w:pPr>
+            <w:r>
+              <w:t>Website testing, custom-domain/DNS setup, networking fundamentals</w:t>
+            </w:r>
+          </w:p>
+        </w:tc>
+      </w:tr>
+    </w:tbl>
     <w:sectPr>
       <w:pgSz w:w="12240" w:h="15840"/>
-      <w:pgMar w:top="605" w:right="792" w:bottom="605" w:left="792" w:header="720" w:footer="720" w:gutter="0"/>
+      <w:pgMar w:top="691" w:right="835" w:bottom="691" w:left="835" w:header="288" w:footer="288" w:gutter="0"/>
       <w:cols w:space="720"/>
       <w:docGrid w:linePitch="360"/>
     </w:sectPr>
@@ -1209,9 +1402,13 @@
     <w:name w:val="Normal"/>
     <w:qFormat/>
     <w:rsid w:val="00FC693F"/>
+    <w:pPr>
+      <w:spacing w:after="0" w:line="252" w:lineRule="auto"/>
+    </w:pPr>
     <w:rPr>
-      <w:rFonts w:ascii="Cambria" w:hAnsi="Cambria" w:eastAsia="Cambria"/>
-      <w:sz w:val="19"/>
+      <w:rFonts w:ascii="Calibri" w:hAnsi="Calibri" w:eastAsia="Calibri"/>
+      <w:color w:val="20242A"/>
+      <w:sz w:val="21"/>
     </w:rPr>
   </w:style>
   <w:style w:type="paragraph" w:styleId="Header">
@@ -12895,6 +13092,102 @@
         <w:shd w:val="clear" w:color="auto" w:fill="FBCAA2" w:themeFill="accent6" w:themeFillTint="7F"/>
       </w:tcPr>
     </w:tblStylePr>
+  </w:style>
+  <w:style w:type="paragraph" w:customStyle="1" w:styleId="ResumeName">
+    <w:name w:val="Resume Name"/>
+    <w:pPr>
+      <w:spacing w:after="0"/>
+    </w:pPr>
+    <w:rPr>
+      <w:rFonts w:ascii="Calibri" w:hAnsi="Calibri" w:eastAsia="Calibri"/>
+      <w:b/>
+      <w:color w:val="173153"/>
+      <w:sz w:val="42"/>
+    </w:rPr>
+  </w:style>
+  <w:style w:type="paragraph" w:customStyle="1" w:styleId="ResumeTagline">
+    <w:name w:val="Resume Tagline"/>
+    <w:pPr>
+      <w:spacing w:after="0"/>
+    </w:pPr>
+    <w:rPr>
+      <w:rFonts w:ascii="Calibri" w:hAnsi="Calibri" w:eastAsia="Calibri"/>
+      <w:b/>
+      <w:color w:val="4B5563"/>
+      <w:sz w:val="22"/>
+    </w:rPr>
+  </w:style>
+  <w:style w:type="paragraph" w:customStyle="1" w:styleId="ResumeContact">
+    <w:name w:val="Resume Contact"/>
+    <w:pPr>
+      <w:spacing w:after="0"/>
+    </w:pPr>
+    <w:rPr>
+      <w:rFonts w:ascii="Calibri" w:hAnsi="Calibri" w:eastAsia="Calibri"/>
+      <w:b w:val="0"/>
+      <w:color w:val="4B5563"/>
+      <w:sz w:val="19"/>
+    </w:rPr>
+  </w:style>
+  <w:style w:type="paragraph" w:customStyle="1" w:styleId="ResumeSection">
+    <w:name w:val="Resume Section"/>
+    <w:pPr>
+      <w:spacing w:after="0"/>
+    </w:pPr>
+    <w:rPr>
+      <w:rFonts w:ascii="Calibri" w:hAnsi="Calibri" w:eastAsia="Calibri"/>
+      <w:b/>
+      <w:color w:val="173153"/>
+      <w:sz w:val="23"/>
+    </w:rPr>
+  </w:style>
+  <w:style w:type="paragraph" w:customStyle="1" w:styleId="ResumeBody">
+    <w:name w:val="Resume Body"/>
+    <w:pPr>
+      <w:spacing w:after="0"/>
+    </w:pPr>
+    <w:rPr>
+      <w:rFonts w:ascii="Calibri" w:hAnsi="Calibri" w:eastAsia="Calibri"/>
+      <w:b w:val="0"/>
+      <w:color w:val="20242A"/>
+      <w:sz w:val="21"/>
+    </w:rPr>
+  </w:style>
+  <w:style w:type="paragraph" w:customStyle="1" w:styleId="ResumeBullet">
+    <w:name w:val="Resume Bullet"/>
+    <w:pPr>
+      <w:spacing w:after="0"/>
+    </w:pPr>
+    <w:rPr>
+      <w:rFonts w:ascii="Calibri" w:hAnsi="Calibri" w:eastAsia="Calibri"/>
+      <w:b w:val="0"/>
+      <w:color w:val="20242A"/>
+      <w:sz w:val="21"/>
+    </w:rPr>
+  </w:style>
+  <w:style w:type="paragraph" w:customStyle="1" w:styleId="ResumeItem">
+    <w:name w:val="Resume Item"/>
+    <w:pPr>
+      <w:spacing w:after="0"/>
+    </w:pPr>
+    <w:rPr>
+      <w:rFonts w:ascii="Calibri" w:hAnsi="Calibri" w:eastAsia="Calibri"/>
+      <w:b/>
+      <w:color w:val="20242A"/>
+      <w:sz w:val="21"/>
+    </w:rPr>
+  </w:style>
+  <w:style w:type="paragraph" w:customStyle="1" w:styleId="ResumeSubItem">
+    <w:name w:val="Resume SubItem"/>
+    <w:pPr>
+      <w:spacing w:after="0"/>
+    </w:pPr>
+    <w:rPr>
+      <w:rFonts w:ascii="Calibri" w:hAnsi="Calibri" w:eastAsia="Calibri"/>
+      <w:b w:val="0"/>
+      <w:color w:val="4B5563"/>
+      <w:sz w:val="20"/>
+    </w:rPr>
   </w:style>
 </w:styles>
 </file>

--- a/resume/Paul_Ikeifun_Resume.docx
+++ b/resume/Paul_Ikeifun_Resume.docx
@@ -19,7 +19,7 @@
         <w:jc w:val="center"/>
       </w:pPr>
       <w:r>
-        <w:t>Information Technology Student  |  Aspiring Web Developer</w:t>
+        <w:t>Information Technology Student  |  Web Developer</w:t>
       </w:r>
     </w:p>
     <w:p>
@@ -66,16 +66,7 @@
             <w:sz w:val="20"/>
             <w:u w:val="single"/>
           </w:rPr>
-          <w:t>pau</w:t>
-        </w:r>
-        <w:r>
-          <w:rPr>
-            <w:b/>
-            <w:color w:val="984806" w:themeColor="accent6" w:themeShade="80"/>
-            <w:sz w:val="20"/>
-            <w:u w:val="single"/>
-          </w:rPr>
-          <w:t>likeifun.com/career/</w:t>
+          <w:t>paulikeifun.com/career/</w:t>
         </w:r>
       </w:hyperlink>
       <w:r>
@@ -127,18 +118,8 @@
             <w:sz w:val="20"/>
             <w:u w:val="single"/>
           </w:rPr>
-          <w:t>github.com/</w:t>
+          <w:t>github.com/paulworldweb</w:t>
         </w:r>
-        <w:proofErr w:type="spellStart"/>
-        <w:r>
-          <w:rPr>
-            <w:color w:val="984806" w:themeColor="accent6" w:themeShade="80"/>
-            <w:sz w:val="20"/>
-            <w:u w:val="single"/>
-          </w:rPr>
-          <w:t>paulworldweb</w:t>
-        </w:r>
-        <w:proofErr w:type="spellEnd"/>
       </w:hyperlink>
     </w:p>
     <w:p>
@@ -1917,6 +1898,7 @@
   <w:style w:type="character" w:default="1" w:styleId="DefaultParagraphFont">
     <w:name w:val="Default Paragraph Font"/>
     <w:uiPriority w:val="1"/>
+    <w:semiHidden/>
     <w:unhideWhenUsed/>
   </w:style>
   <w:style w:type="table" w:default="1" w:styleId="TableNormal">
